--- a/application/templates/location_report.docx
+++ b/application/templates/location_report.docx
@@ -6,11 +6,9 @@
       <w:pPr>
         <w:pStyle w:val="Naslov1"/>
       </w:pPr>
-      <w:bookmarkStart w:id="0" w:name="_Toc0"/>
-      <w:r>
-        <w:t>${title}</w:t>
-      </w:r>
-      <w:bookmarkEnd w:id="0"/>
+      <w:r>
+        <w:t>Poročilo o lokaciji</w:t>
+      </w:r>
     </w:p>
     <w:p>
       <w:r>
@@ -48,7 +46,6 @@
             <w:noWrap/>
           </w:tcPr>
           <w:p>
-            <w:proofErr w:type="spellStart"/>
             <w:r>
               <w:rPr>
                 <w:b/>
@@ -63,7 +60,6 @@
               </w:rPr>
               <w:t>kacija</w:t>
             </w:r>
-            <w:proofErr w:type="spellEnd"/>
           </w:p>
         </w:tc>
         <w:tc>
@@ -73,47 +69,23 @@
           </w:tcPr>
           <w:p>
             <w:r>
-              <w:t>${</w:t>
-            </w:r>
-            <w:proofErr w:type="spellStart"/>
-            <w:r>
-              <w:t>location_</w:t>
+              <w:t>${location_</w:t>
             </w:r>
             <w:proofErr w:type="gramStart"/>
             <w:r>
-              <w:t>x</w:t>
-            </w:r>
-            <w:proofErr w:type="spellEnd"/>
-            <w:r>
-              <w:t>},</w:t>
+              <w:t>x},</w:t>
             </w:r>
             <w:proofErr w:type="gramEnd"/>
             <w:r>
-              <w:t xml:space="preserve"> ${</w:t>
-            </w:r>
-            <w:proofErr w:type="spellStart"/>
-            <w:r>
-              <w:t>location_</w:t>
+              <w:t xml:space="preserve"> ${location_</w:t>
             </w:r>
             <w:proofErr w:type="gramStart"/>
             <w:r>
-              <w:t>y</w:t>
-            </w:r>
-            <w:proofErr w:type="spellEnd"/>
-            <w:r>
-              <w:t>} (</w:t>
+              <w:t>y} (</w:t>
             </w:r>
             <w:proofErr w:type="gramEnd"/>
             <w:r>
-              <w:t>${</w:t>
-            </w:r>
-            <w:proofErr w:type="spellStart"/>
-            <w:r>
-              <w:t>crs</w:t>
-            </w:r>
-            <w:proofErr w:type="spellEnd"/>
-            <w:r>
-              <w:t>})</w:t>
+              <w:t>${crs})</w:t>
             </w:r>
           </w:p>
         </w:tc>
@@ -125,7 +97,6 @@
             <w:noWrap/>
           </w:tcPr>
           <w:p>
-            <w:proofErr w:type="spellStart"/>
             <w:r>
               <w:rPr>
                 <w:b/>
@@ -133,7 +104,6 @@
               </w:rPr>
               <w:t>Naslov</w:t>
             </w:r>
-            <w:proofErr w:type="spellEnd"/>
           </w:p>
         </w:tc>
         <w:tc>
@@ -143,15 +113,7 @@
           </w:tcPr>
           <w:p>
             <w:r>
-              <w:t>${</w:t>
-            </w:r>
-            <w:proofErr w:type="spellStart"/>
-            <w:r>
-              <w:t>location_address</w:t>
-            </w:r>
-            <w:proofErr w:type="spellEnd"/>
-            <w:r>
-              <w:t>}</w:t>
+              <w:t>${location_address}</w:t>
             </w:r>
           </w:p>
         </w:tc>
@@ -163,31 +125,13 @@
             <w:noWrap/>
           </w:tcPr>
           <w:p>
-            <w:proofErr w:type="spellStart"/>
             <w:r>
               <w:rPr>
                 <w:b/>
                 <w:bCs/>
               </w:rPr>
-              <w:t>Število</w:t>
-            </w:r>
-            <w:proofErr w:type="spellEnd"/>
-            <w:r>
-              <w:rPr>
-                <w:b/>
-                <w:bCs/>
-              </w:rPr>
-              <w:t xml:space="preserve"> </w:t>
-            </w:r>
-            <w:proofErr w:type="spellStart"/>
-            <w:r>
-              <w:rPr>
-                <w:b/>
-                <w:bCs/>
-              </w:rPr>
-              <w:t>slojev</w:t>
-            </w:r>
-            <w:proofErr w:type="spellEnd"/>
+              <w:t>Število slojev</w:t>
+            </w:r>
           </w:p>
         </w:tc>
         <w:tc>
@@ -197,15 +141,7 @@
           </w:tcPr>
           <w:p>
             <w:r>
-              <w:t>${</w:t>
-            </w:r>
-            <w:proofErr w:type="spellStart"/>
-            <w:r>
-              <w:t>layer_count</w:t>
-            </w:r>
-            <w:proofErr w:type="spellEnd"/>
-            <w:r>
-              <w:t>}</w:t>
+              <w:t>${layer_count}</w:t>
             </w:r>
           </w:p>
         </w:tc>
@@ -217,31 +153,13 @@
             <w:noWrap/>
           </w:tcPr>
           <w:p>
-            <w:proofErr w:type="spellStart"/>
             <w:r>
               <w:rPr>
                 <w:b/>
                 <w:bCs/>
               </w:rPr>
-              <w:t>Število</w:t>
-            </w:r>
-            <w:proofErr w:type="spellEnd"/>
-            <w:r>
-              <w:rPr>
-                <w:b/>
-                <w:bCs/>
-              </w:rPr>
-              <w:t xml:space="preserve"> </w:t>
-            </w:r>
-            <w:proofErr w:type="spellStart"/>
-            <w:r>
-              <w:rPr>
-                <w:b/>
-                <w:bCs/>
-              </w:rPr>
-              <w:t>elementov</w:t>
-            </w:r>
-            <w:proofErr w:type="spellEnd"/>
+              <w:t>Število elementov</w:t>
+            </w:r>
           </w:p>
         </w:tc>
         <w:tc>
@@ -251,15 +169,7 @@
           </w:tcPr>
           <w:p>
             <w:r>
-              <w:t>${</w:t>
-            </w:r>
-            <w:proofErr w:type="spellStart"/>
-            <w:r>
-              <w:t>feature_count</w:t>
-            </w:r>
-            <w:proofErr w:type="spellEnd"/>
-            <w:r>
-              <w:t>}</w:t>
+              <w:t>${feature_count}</w:t>
             </w:r>
           </w:p>
         </w:tc>
@@ -268,15 +178,7 @@
     <w:p/>
     <w:p>
       <w:r>
-        <w:t>${</w:t>
-      </w:r>
-      <w:proofErr w:type="spellStart"/>
-      <w:r>
-        <w:t>layer_block</w:t>
-      </w:r>
-      <w:proofErr w:type="spellEnd"/>
-      <w:r>
-        <w:t>}</w:t>
+        <w:t>${layer_block}</w:t>
       </w:r>
     </w:p>
     <w:p>
@@ -286,64 +188,30 @@
           <w:sz w:val="18"/>
           <w:szCs w:val="18"/>
         </w:rPr>
-        <w:t>${</w:t>
-      </w:r>
-      <w:proofErr w:type="spellStart"/>
-      <w:r>
-        <w:rPr>
-          <w:color w:val="7F7F7F"/>
-          <w:sz w:val="18"/>
-          <w:szCs w:val="18"/>
-        </w:rPr>
-        <w:t>layer_group</w:t>
-      </w:r>
-      <w:proofErr w:type="spellEnd"/>
-      <w:r>
-        <w:rPr>
-          <w:color w:val="7F7F7F"/>
-          <w:sz w:val="18"/>
-          <w:szCs w:val="18"/>
-        </w:rPr>
-        <w:t>}</w:t>
+        <w:t>${layer_group}</w:t>
       </w:r>
     </w:p>
     <w:p>
       <w:pPr>
         <w:pStyle w:val="Naslov2"/>
       </w:pPr>
-      <w:bookmarkStart w:id="1" w:name="_Toc1"/>
-      <w:r>
-        <w:t>${</w:t>
-      </w:r>
-      <w:proofErr w:type="spellStart"/>
-      <w:r>
-        <w:t>layer_</w:t>
+      <w:bookmarkStart w:id="0" w:name="_Toc1"/>
+      <w:r>
+        <w:t>${layer_</w:t>
       </w:r>
       <w:proofErr w:type="gramStart"/>
       <w:r>
-        <w:t>name</w:t>
-      </w:r>
-      <w:proofErr w:type="spellEnd"/>
-      <w:r>
-        <w:t>} (</w:t>
+        <w:t>name} (</w:t>
       </w:r>
       <w:proofErr w:type="gramEnd"/>
       <w:r>
-        <w:t>${</w:t>
-      </w:r>
-      <w:proofErr w:type="spellStart"/>
-      <w:r>
-        <w:t>layer_feature_</w:t>
+        <w:t>${layer_feature_</w:t>
       </w:r>
       <w:proofErr w:type="gramStart"/>
       <w:r>
-        <w:t>count</w:t>
-      </w:r>
-      <w:proofErr w:type="spellEnd"/>
-      <w:r>
-        <w:t>})</w:t>
-      </w:r>
-      <w:bookmarkEnd w:id="1"/>
+        <w:t>count})</w:t>
+      </w:r>
+      <w:bookmarkEnd w:id="0"/>
       <w:proofErr w:type="gramEnd"/>
     </w:p>
     <w:p>
@@ -352,36 +220,12 @@
           <w:i/>
           <w:iCs/>
         </w:rPr>
-        <w:t>${</w:t>
-      </w:r>
-      <w:proofErr w:type="spellStart"/>
-      <w:r>
-        <w:rPr>
-          <w:i/>
-          <w:iCs/>
-        </w:rPr>
-        <w:t>layer_empty</w:t>
-      </w:r>
-      <w:proofErr w:type="spellEnd"/>
-      <w:r>
-        <w:rPr>
-          <w:i/>
-          <w:iCs/>
-        </w:rPr>
-        <w:t>}</w:t>
+        <w:t>${layer_empty}</w:t>
       </w:r>
     </w:p>
     <w:p>
       <w:r>
-        <w:t>${</w:t>
-      </w:r>
-      <w:proofErr w:type="spellStart"/>
-      <w:r>
-        <w:t>feature_block</w:t>
-      </w:r>
-      <w:proofErr w:type="spellEnd"/>
-      <w:r>
-        <w:t>}</w:t>
+        <w:t>${feature_block}</w:t>
       </w:r>
     </w:p>
     <w:tbl>
@@ -432,7 +276,6 @@
             <w:noWrap/>
           </w:tcPr>
           <w:p>
-            <w:proofErr w:type="spellStart"/>
             <w:r>
               <w:rPr>
                 <w:b/>
@@ -447,7 +290,6 @@
               </w:rPr>
               <w:t>rednost</w:t>
             </w:r>
-            <w:proofErr w:type="spellEnd"/>
           </w:p>
         </w:tc>
       </w:tr>
@@ -459,15 +301,7 @@
           </w:tcPr>
           <w:p>
             <w:r>
-              <w:t>${</w:t>
-            </w:r>
-            <w:proofErr w:type="spellStart"/>
-            <w:r>
-              <w:t>property_name</w:t>
-            </w:r>
-            <w:proofErr w:type="spellEnd"/>
-            <w:r>
-              <w:t>}</w:t>
+              <w:t>${property_name}</w:t>
             </w:r>
           </w:p>
         </w:tc>
@@ -478,15 +312,7 @@
           </w:tcPr>
           <w:p>
             <w:r>
-              <w:t>${</w:t>
-            </w:r>
-            <w:proofErr w:type="spellStart"/>
-            <w:r>
-              <w:t>property_value</w:t>
-            </w:r>
-            <w:proofErr w:type="spellEnd"/>
-            <w:r>
-              <w:t>}</w:t>
+              <w:t>${property_value}</w:t>
             </w:r>
           </w:p>
         </w:tc>
@@ -498,14 +324,9 @@
       <w:r>
         <w:t>${/</w:t>
       </w:r>
-      <w:proofErr w:type="spellStart"/>
       <w:proofErr w:type="gramEnd"/>
       <w:r>
-        <w:t>feature_block</w:t>
-      </w:r>
-      <w:proofErr w:type="spellEnd"/>
-      <w:r>
-        <w:t>}</w:t>
+        <w:t>feature_block}</w:t>
       </w:r>
     </w:p>
     <w:p>
@@ -513,14 +334,9 @@
       <w:r>
         <w:t>${/</w:t>
       </w:r>
-      <w:proofErr w:type="spellStart"/>
       <w:proofErr w:type="gramEnd"/>
       <w:r>
-        <w:t>layer_block</w:t>
-      </w:r>
-      <w:proofErr w:type="spellEnd"/>
-      <w:r>
-        <w:t>}</w:t>
+        <w:t>layer_block}</w:t>
       </w:r>
     </w:p>
     <w:p>
@@ -570,37 +386,16 @@
     <w:pPr>
       <w:pStyle w:val="Noga"/>
     </w:pPr>
-    <w:proofErr w:type="spellStart"/>
     <w:r>
-      <w:t>Pripravil</w:t>
-    </w:r>
-    <w:proofErr w:type="spellEnd"/>
-    <w:r>
-      <w:t>: ${</w:t>
-    </w:r>
-    <w:proofErr w:type="spellStart"/>
-    <w:r>
-      <w:t>generated_</w:t>
+      <w:t>Pripravil: ${generated_</w:t>
     </w:r>
     <w:proofErr w:type="gramStart"/>
     <w:r>
-      <w:t>by</w:t>
-    </w:r>
-    <w:proofErr w:type="spellEnd"/>
-    <w:r>
-      <w:t>},</w:t>
+      <w:t>by},</w:t>
     </w:r>
     <w:proofErr w:type="gramEnd"/>
     <w:r>
-      <w:t xml:space="preserve"> ${</w:t>
-    </w:r>
-    <w:proofErr w:type="spellStart"/>
-    <w:r>
-      <w:t>generated_date</w:t>
-    </w:r>
-    <w:proofErr w:type="spellEnd"/>
-    <w:r>
-      <w:t>}</w:t>
+      <w:t xml:space="preserve"> ${generated_date}</w:t>
     </w:r>
   </w:p>
 </w:ftr>
@@ -715,38 +510,7 @@
         <w:szCs w:val="18"/>
       </w:rPr>
       <w:tab/>
-    </w:r>
-    <w:proofErr w:type="spellStart"/>
-    <w:r>
-      <w:rPr>
-        <w:sz w:val="18"/>
-        <w:szCs w:val="18"/>
-      </w:rPr>
-      <w:t>Poročilo</w:t>
-    </w:r>
-    <w:proofErr w:type="spellEnd"/>
-    <w:r>
-      <w:rPr>
-        <w:sz w:val="18"/>
-        <w:szCs w:val="18"/>
-      </w:rPr>
-      <w:t xml:space="preserve"> </w:t>
-    </w:r>
-    <w:proofErr w:type="spellStart"/>
-    <w:r>
-      <w:rPr>
-        <w:sz w:val="18"/>
-        <w:szCs w:val="18"/>
-      </w:rPr>
-      <w:t>stran</w:t>
-    </w:r>
-    <w:proofErr w:type="spellEnd"/>
-    <w:r>
-      <w:rPr>
-        <w:sz w:val="18"/>
-        <w:szCs w:val="18"/>
-      </w:rPr>
-      <w:t xml:space="preserve"> </w:t>
+      <w:t xml:space="preserve">Poročilo stran </w:t>
     </w:r>
     <w:r>
       <w:rPr>
